--- a/public/assets/files/stacjonarne/KSI.docx
+++ b/public/assets/files/stacjonarne/KSI.docx
@@ -523,6 +523,7 @@
                 <w:i w:val="0"/>
                 <w:sz w:val="22"/>
               </w:rPr>
+              <w:t>I</w:t>
             </w:r>
           </w:p>
         </w:tc>
@@ -560,6 +561,7 @@
                 <w:i w:val="0"/>
                 <w:sz w:val="22"/>
               </w:rPr>
+              <w:t>specjalizacyjny</w:t>
             </w:r>
           </w:p>
         </w:tc>

--- a/public/assets/files/stacjonarne/KSI.docx
+++ b/public/assets/files/stacjonarne/KSI.docx
@@ -681,12 +681,22 @@
         <w:tblW w:w="5000" w:type="pct"/>
       </w:tblPr>
       <w:tblGrid>
-        <w:gridCol w:w="9972"/>
+        <w:gridCol w:w="997"/>
+        <w:gridCol w:w="997"/>
+        <w:gridCol w:w="997"/>
+        <w:gridCol w:w="997"/>
+        <w:gridCol w:w="997"/>
+        <w:gridCol w:w="997"/>
+        <w:gridCol w:w="997"/>
+        <w:gridCol w:w="997"/>
+        <w:gridCol w:w="997"/>
+        <w:gridCol w:w="997"/>
       </w:tblGrid>
       <w:tr>
         <w:tc>
           <w:tcPr>
-            <w:tcW w:type="dxa" w:w="9972"/>
+            <w:tcW w:type="dxa" w:w="9970"/>
+            <w:gridSpan w:val="10"/>
             <w:shd w:val="clear" w:color="auto" w:fill="D9D9D9"/>
           </w:tcPr>
           <w:p>
@@ -705,31 +715,34 @@
           </w:p>
         </w:tc>
       </w:tr>
-    </w:tbl>
-    <w:tbl>
-      <w:tblPr>
-        <w:tblW w:type="auto" w:w="0"/>
-        <w:tblLook w:firstColumn="1" w:firstRow="1" w:lastColumn="0" w:lastRow="0" w:noHBand="0" w:noVBand="1" w:val="04A0"/>
-        <w:tblBorders>
-          <w:top w:val="single" w:sz="4" w:space="0" w:color="000000"/>
-          <w:left w:val="single" w:sz="4" w:space="0" w:color="000000"/>
-          <w:bottom w:val="single" w:sz="4" w:space="0" w:color="000000"/>
-          <w:right w:val="single" w:sz="4" w:space="0" w:color="000000"/>
-          <w:insideH w:val="single" w:sz="4" w:space="0" w:color="000000"/>
-          <w:insideV w:val="single" w:sz="4" w:space="0" w:color="000000"/>
-        </w:tblBorders>
-        <w:tblW w:w="5000" w:type="pct"/>
-      </w:tblPr>
-      <w:tblGrid>
-        <w:gridCol w:w="2493"/>
-        <w:gridCol w:w="2493"/>
-        <w:gridCol w:w="2493"/>
-        <w:gridCol w:w="2493"/>
-      </w:tblGrid>
       <w:tr>
         <w:tc>
           <w:tcPr>
-            <w:tcW w:type="dxa" w:w="2493"/>
+            <w:tcW w:type="dxa" w:w="9970"/>
+            <w:gridSpan w:val="10"/>
+            <w:shd w:val="clear" w:color="auto" w:fill="D9D9D9"/>
+          </w:tcPr>
+          <w:p>
+            <w:pPr>
+              <w:spacing w:before="20" w:after="20"/>
+            </w:pPr>
+            <w:r>
+              <w:rPr>
+                <w:rFonts w:ascii="Aptos" w:hAnsi="Aptos"/>
+                <w:b w:val="0"/>
+                <w:i w:val="0"/>
+                <w:sz w:val="16"/>
+              </w:rPr>
+              <w:t>Wymiar godzinowy (liczba godzin w semestrze)</w:t>
+            </w:r>
+          </w:p>
+        </w:tc>
+      </w:tr>
+      <w:tr>
+        <w:tc>
+          <w:tcPr>
+            <w:tcW w:type="dxa" w:w="1994"/>
+            <w:gridSpan w:val="2"/>
             <w:shd w:val="clear" w:color="auto" w:fill="D9D9D9"/>
           </w:tcPr>
           <w:p>
@@ -749,7 +762,8 @@
         </w:tc>
         <w:tc>
           <w:tcPr>
-            <w:tcW w:type="dxa" w:w="2493"/>
+            <w:tcW w:type="dxa" w:w="2991"/>
+            <w:gridSpan w:val="3"/>
             <w:shd w:val="clear" w:color="auto" w:fill="D9D9D9"/>
           </w:tcPr>
           <w:p>
@@ -769,7 +783,8 @@
         </w:tc>
         <w:tc>
           <w:tcPr>
-            <w:tcW w:type="dxa" w:w="2493"/>
+            <w:tcW w:type="dxa" w:w="2991"/>
+            <w:gridSpan w:val="3"/>
             <w:shd w:val="clear" w:color="auto" w:fill="D9D9D9"/>
           </w:tcPr>
           <w:p>
@@ -789,7 +804,8 @@
         </w:tc>
         <w:tc>
           <w:tcPr>
-            <w:tcW w:type="dxa" w:w="2493"/>
+            <w:tcW w:type="dxa" w:w="1994"/>
+            <w:gridSpan w:val="2"/>
             <w:shd w:val="clear" w:color="auto" w:fill="D9D9D9"/>
           </w:tcPr>
           <w:p>
@@ -811,7 +827,8 @@
       <w:tr>
         <w:tc>
           <w:tcPr>
-            <w:tcW w:type="dxa" w:w="2493"/>
+            <w:tcW w:type="dxa" w:w="1994"/>
+            <w:gridSpan w:val="2"/>
           </w:tcPr>
           <w:p>
             <w:pPr>
@@ -830,7 +847,8 @@
         </w:tc>
         <w:tc>
           <w:tcPr>
-            <w:tcW w:type="dxa" w:w="2493"/>
+            <w:tcW w:type="dxa" w:w="2991"/>
+            <w:gridSpan w:val="3"/>
           </w:tcPr>
           <w:p>
             <w:pPr>
@@ -849,7 +867,8 @@
         </w:tc>
         <w:tc>
           <w:tcPr>
-            <w:tcW w:type="dxa" w:w="2493"/>
+            <w:tcW w:type="dxa" w:w="2991"/>
+            <w:gridSpan w:val="3"/>
           </w:tcPr>
           <w:p>
             <w:pPr>
@@ -868,7 +887,8 @@
         </w:tc>
         <w:tc>
           <w:tcPr>
-            <w:tcW w:type="dxa" w:w="2493"/>
+            <w:tcW w:type="dxa" w:w="1994"/>
+            <w:gridSpan w:val="2"/>
           </w:tcPr>
           <w:p>
             <w:pPr>
@@ -886,30 +906,34 @@
           </w:p>
         </w:tc>
       </w:tr>
-    </w:tbl>
-    <w:tbl>
-      <w:tblPr>
-        <w:tblW w:type="auto" w:w="0"/>
-        <w:tblLook w:firstColumn="1" w:firstRow="1" w:lastColumn="0" w:lastRow="0" w:noHBand="0" w:noVBand="1" w:val="04A0"/>
-        <w:tblBorders>
-          <w:top w:val="single" w:sz="4" w:space="0" w:color="000000"/>
-          <w:left w:val="single" w:sz="4" w:space="0" w:color="000000"/>
-          <w:bottom w:val="single" w:sz="4" w:space="0" w:color="000000"/>
-          <w:right w:val="single" w:sz="4" w:space="0" w:color="000000"/>
-          <w:insideH w:val="single" w:sz="4" w:space="0" w:color="000000"/>
-          <w:insideV w:val="single" w:sz="4" w:space="0" w:color="000000"/>
-        </w:tblBorders>
-        <w:tblW w:w="5000" w:type="pct"/>
-      </w:tblPr>
-      <w:tblGrid>
-        <w:gridCol w:w="3324"/>
-        <w:gridCol w:w="3324"/>
-        <w:gridCol w:w="3324"/>
-      </w:tblGrid>
       <w:tr>
         <w:tc>
           <w:tcPr>
-            <w:tcW w:type="dxa" w:w="3324"/>
+            <w:tcW w:type="dxa" w:w="9970"/>
+            <w:gridSpan w:val="10"/>
+            <w:shd w:val="clear" w:color="auto" w:fill="D9D9D9"/>
+          </w:tcPr>
+          <w:p>
+            <w:pPr>
+              <w:spacing w:before="20" w:after="20"/>
+            </w:pPr>
+            <w:r>
+              <w:rPr>
+                <w:rFonts w:ascii="Aptos" w:hAnsi="Aptos"/>
+                <w:b/>
+                <w:i w:val="0"/>
+                <w:sz w:val="22"/>
+              </w:rPr>
+              <w:t>Bilans ECTS</w:t>
+            </w:r>
+          </w:p>
+        </w:tc>
+      </w:tr>
+      <w:tr>
+        <w:tc>
+          <w:tcPr>
+            <w:tcW w:type="dxa" w:w="4985"/>
+            <w:gridSpan w:val="5"/>
             <w:shd w:val="clear" w:color="auto" w:fill="D9D9D9"/>
           </w:tcPr>
           <w:p>
@@ -929,7 +953,8 @@
         </w:tc>
         <w:tc>
           <w:tcPr>
-            <w:tcW w:type="dxa" w:w="3324"/>
+            <w:tcW w:type="dxa" w:w="2991"/>
+            <w:gridSpan w:val="3"/>
             <w:shd w:val="clear" w:color="auto" w:fill="D9D9D9"/>
           </w:tcPr>
           <w:p>
@@ -949,7 +974,8 @@
         </w:tc>
         <w:tc>
           <w:tcPr>
-            <w:tcW w:type="dxa" w:w="3324"/>
+            <w:tcW w:type="dxa" w:w="1994"/>
+            <w:gridSpan w:val="2"/>
             <w:shd w:val="clear" w:color="auto" w:fill="D9D9D9"/>
           </w:tcPr>
           <w:p>
@@ -971,7 +997,8 @@
       <w:tr>
         <w:tc>
           <w:tcPr>
-            <w:tcW w:type="dxa" w:w="3324"/>
+            <w:tcW w:type="dxa" w:w="4985"/>
+            <w:gridSpan w:val="5"/>
           </w:tcPr>
           <w:p>
             <w:pPr>
@@ -990,7 +1017,8 @@
         </w:tc>
         <w:tc>
           <w:tcPr>
-            <w:tcW w:type="dxa" w:w="3324"/>
+            <w:tcW w:type="dxa" w:w="2991"/>
+            <w:gridSpan w:val="3"/>
           </w:tcPr>
           <w:p>
             <w:pPr>
@@ -1009,7 +1037,8 @@
         </w:tc>
         <w:tc>
           <w:tcPr>
-            <w:tcW w:type="dxa" w:w="3324"/>
+            <w:tcW w:type="dxa" w:w="1994"/>
+            <w:gridSpan w:val="2"/>
           </w:tcPr>
           <w:p>
             <w:pPr>
@@ -1030,7 +1059,8 @@
       <w:tr>
         <w:tc>
           <w:tcPr>
-            <w:tcW w:type="dxa" w:w="3324"/>
+            <w:tcW w:type="dxa" w:w="4985"/>
+            <w:gridSpan w:val="5"/>
           </w:tcPr>
           <w:p>
             <w:pPr>
@@ -1049,7 +1079,8 @@
         </w:tc>
         <w:tc>
           <w:tcPr>
-            <w:tcW w:type="dxa" w:w="3324"/>
+            <w:tcW w:type="dxa" w:w="2991"/>
+            <w:gridSpan w:val="3"/>
           </w:tcPr>
           <w:p>
             <w:pPr>
@@ -1068,7 +1099,8 @@
         </w:tc>
         <w:tc>
           <w:tcPr>
-            <w:tcW w:type="dxa" w:w="3324"/>
+            <w:tcW w:type="dxa" w:w="1994"/>
+            <w:gridSpan w:val="2"/>
           </w:tcPr>
           <w:p>
             <w:pPr>
@@ -1089,7 +1121,29 @@
       <w:tr>
         <w:tc>
           <w:tcPr>
-            <w:tcW w:type="dxa" w:w="3324"/>
+            <w:tcW w:type="dxa" w:w="4985"/>
+            <w:gridSpan w:val="5"/>
+            <w:shd w:val="clear" w:color="auto" w:fill="D9D9D9"/>
+          </w:tcPr>
+          <w:p>
+            <w:pPr>
+              <w:spacing w:before="20" w:after="20"/>
+            </w:pPr>
+            <w:r>
+              <w:rPr>
+                <w:rFonts w:ascii="Aptos" w:hAnsi="Aptos"/>
+                <w:b/>
+                <w:i w:val="0"/>
+                <w:sz w:val="16"/>
+              </w:rPr>
+              <w:t>Opis samodzielnej pracy studenta</w:t>
+            </w:r>
+          </w:p>
+        </w:tc>
+        <w:tc>
+          <w:tcPr>
+            <w:tcW w:type="dxa" w:w="4985"/>
+            <w:gridSpan w:val="5"/>
           </w:tcPr>
           <w:p>
             <w:pPr>
@@ -1102,45 +1156,7 @@
                 <w:i w:val="0"/>
                 <w:sz w:val="22"/>
               </w:rPr>
-              <w:t>Suma</w:t>
-            </w:r>
-          </w:p>
-        </w:tc>
-        <w:tc>
-          <w:tcPr>
-            <w:tcW w:type="dxa" w:w="3324"/>
-          </w:tcPr>
-          <w:p>
-            <w:pPr>
-              <w:spacing w:before="20" w:after="20"/>
-            </w:pPr>
-            <w:r>
-              <w:rPr>
-                <w:rFonts w:ascii="Aptos" w:hAnsi="Aptos"/>
-                <w:b w:val="0"/>
-                <w:i w:val="0"/>
-                <w:sz w:val="22"/>
-              </w:rPr>
-              <w:t>125</w:t>
-            </w:r>
-          </w:p>
-        </w:tc>
-        <w:tc>
-          <w:tcPr>
-            <w:tcW w:type="dxa" w:w="3324"/>
-          </w:tcPr>
-          <w:p>
-            <w:pPr>
-              <w:spacing w:before="20" w:after="20"/>
-            </w:pPr>
-            <w:r>
-              <w:rPr>
-                <w:rFonts w:ascii="Aptos" w:hAnsi="Aptos"/>
-                <w:b w:val="0"/>
-                <w:i w:val="0"/>
-                <w:sz w:val="22"/>
-              </w:rPr>
-              <w:t>5</w:t>
+              <w:t>Konteneryzacja aplikacji webowych z użyciem Docker i Docker Compose; konfiguracja klastra Kubernetes; przygotowanie sprawozdań i projektu końcowego.</w:t>
             </w:r>
           </w:p>
         </w:tc>
@@ -1274,7 +1290,20 @@
                 <w:b w:val="0"/>
                 <w:sz w:val="22"/>
               </w:rPr>
-              <w:t>• Wykład z prezentacją multimedialną, demonstracje na żywo, analiza przypadków przemysłowych, omawianie dokumentacji technicznej Docker i Kubernetes.</w:t>
+              <w:t>• wykład z prezentacją multimedialną</w:t>
+            </w:r>
+          </w:p>
+          <w:p>
+            <w:pPr>
+              <w:spacing w:before="20" w:after="20"/>
+            </w:pPr>
+            <w:r>
+              <w:rPr>
+                <w:rFonts w:ascii="Aptos" w:hAnsi="Aptos"/>
+                <w:b w:val="0"/>
+                <w:sz w:val="22"/>
+              </w:rPr>
+              <w:t>• wykład z prezentacją oprogramowania</w:t>
             </w:r>
           </w:p>
           <w:p>
@@ -1287,7 +1316,7 @@
                 <w:b/>
                 <w:sz w:val="22"/>
               </w:rPr>
-              <w:t>Laboratorium:</w:t>
+              <w:t>Ćwiczenia / Laboratorium:</w:t>
             </w:r>
           </w:p>
           <w:p>
@@ -1300,7 +1329,20 @@
                 <w:b w:val="0"/>
                 <w:sz w:val="22"/>
               </w:rPr>
-              <w:t>• Ćwiczenia praktyczne: budowanie, uruchamianie i orkiestracja kontenerów z użyciem Docker, Docker Compose oraz Kubernetes; realizacja projektu końcowego obejmującego pełny cykl konteneryzacji aplikacji webowej.</w:t>
+              <w:t>• metoda projektów (projekt praktyczny)</w:t>
+            </w:r>
+          </w:p>
+          <w:p>
+            <w:pPr>
+              <w:spacing w:before="20" w:after="20"/>
+            </w:pPr>
+            <w:r>
+              <w:rPr>
+                <w:rFonts w:ascii="Aptos" w:hAnsi="Aptos"/>
+                <w:b w:val="0"/>
+                <w:sz w:val="22"/>
+              </w:rPr>
+              <w:t>• rozwiązywanie zadań</w:t>
             </w:r>
           </w:p>
         </w:tc>
@@ -1553,55 +1595,7 @@
                 <w:rFonts w:ascii="Aptos" w:hAnsi="Aptos"/>
                 <w:sz w:val="22"/>
               </w:rPr>
-              <w:t>1. Laboratorium – zaliczenie z oceną:</w:t>
-            </w:r>
-          </w:p>
-          <w:p>
-            <w:pPr>
-              <w:spacing w:before="20" w:after="20"/>
-            </w:pPr>
-            <w:r>
-              <w:rPr>
-                <w:rFonts w:ascii="Aptos" w:hAnsi="Aptos"/>
-                <w:sz w:val="22"/>
-              </w:rPr>
-              <w:t>2. Ocena ciągła na podstawie sprawozdań z zajęć laboratoryjnych (40% oceny końcowej laboratorium).</w:t>
-            </w:r>
-          </w:p>
-          <w:p>
-            <w:pPr>
-              <w:spacing w:before="20" w:after="20"/>
-            </w:pPr>
-            <w:r>
-              <w:rPr>
-                <w:rFonts w:ascii="Aptos" w:hAnsi="Aptos"/>
-                <w:sz w:val="22"/>
-              </w:rPr>
-              <w:t>3. Projekt końcowy: skonteneryzowanie wielokomponentowej aplikacji webowej (frontend, backend, baza danych) z użyciem Docker Compose oraz wdrożenie jej na lokalny klaster Kubernetes z konfiguracją Ingress i zmiennymi środowiskowymi (60% oceny końcowej laboratorium).</w:t>
-            </w:r>
-          </w:p>
-          <w:p>
-            <w:pPr>
-              <w:spacing w:before="20" w:after="20"/>
-            </w:pPr>
-            <w:r>
-              <w:rPr>
-                <w:rFonts w:ascii="Aptos" w:hAnsi="Aptos"/>
-                <w:sz w:val="22"/>
-              </w:rPr>
-              <w:t>4. Warunkiem zaliczenia laboratorium jest oddanie wszystkich sprawozdań oraz obrona projektu końcowego.</w:t>
-            </w:r>
-          </w:p>
-          <w:p>
-            <w:pPr>
-              <w:spacing w:before="20" w:after="20"/>
-            </w:pPr>
-            <w:r>
-              <w:rPr>
-                <w:rFonts w:ascii="Aptos" w:hAnsi="Aptos"/>
-                <w:sz w:val="22"/>
-              </w:rPr>
-              <w:t>5. Ocena końcowa przedmiotu: średnia ważona oceny z egzaminu (60%) i oceny z laboratorium (40%).</w:t>
+              <w:t>1. egzamin pisemny z zadaniami problemowymi</w:t>
             </w:r>
           </w:p>
         </w:tc>
@@ -1618,7 +1612,7 @@
                 <w:rFonts w:ascii="Aptos" w:hAnsi="Aptos"/>
                 <w:sz w:val="22"/>
               </w:rPr>
-              <w:t>1. Laboratorium – zaliczenie z oceną:</w:t>
+              <w:t>1. raport z wykonanego zadania</w:t>
             </w:r>
           </w:p>
           <w:p>
@@ -1630,7 +1624,7 @@
                 <w:rFonts w:ascii="Aptos" w:hAnsi="Aptos"/>
                 <w:sz w:val="22"/>
               </w:rPr>
-              <w:t>2. Ocena ciągła na podstawie sprawozdań z zajęć laboratoryjnych (40% oceny końcowej laboratorium).</w:t>
+              <w:t>2. prezentacja projektu i dokumentacji</w:t>
             </w:r>
           </w:p>
           <w:p>
@@ -1642,31 +1636,7 @@
                 <w:rFonts w:ascii="Aptos" w:hAnsi="Aptos"/>
                 <w:sz w:val="22"/>
               </w:rPr>
-              <w:t>3. Projekt końcowy: skonteneryzowanie wielokomponentowej aplikacji webowej (frontend, backend, baza danych) z użyciem Docker Compose oraz wdrożenie jej na lokalny klaster Kubernetes z konfiguracją Ingress i zmiennymi środowiskowymi (60% oceny końcowej laboratorium).</w:t>
-            </w:r>
-          </w:p>
-          <w:p>
-            <w:pPr>
-              <w:spacing w:before="20" w:after="20"/>
-            </w:pPr>
-            <w:r>
-              <w:rPr>
-                <w:rFonts w:ascii="Aptos" w:hAnsi="Aptos"/>
-                <w:sz w:val="22"/>
-              </w:rPr>
-              <w:t>4. Warunkiem zaliczenia laboratorium jest oddanie wszystkich sprawozdań oraz obrona projektu końcowego.</w:t>
-            </w:r>
-          </w:p>
-          <w:p>
-            <w:pPr>
-              <w:spacing w:before="20" w:after="20"/>
-            </w:pPr>
-            <w:r>
-              <w:rPr>
-                <w:rFonts w:ascii="Aptos" w:hAnsi="Aptos"/>
-                <w:sz w:val="22"/>
-              </w:rPr>
-              <w:t>5. Ocena końcowa przedmiotu: średnia ważona oceny z egzaminu (60%) i oceny z laboratorium (40%).</w:t>
+              <w:t>3. obrona projektu</w:t>
             </w:r>
           </w:p>
         </w:tc>
@@ -1989,14 +1959,14 @@
         <w:tblW w:w="5000" w:type="pct"/>
       </w:tblPr>
       <w:tblGrid>
-        <w:gridCol w:w="3324"/>
-        <w:gridCol w:w="3324"/>
-        <w:gridCol w:w="3324"/>
+        <w:gridCol w:w="680"/>
+        <w:gridCol w:w="4536"/>
+        <w:gridCol w:w="4252"/>
       </w:tblGrid>
       <w:tr>
         <w:tc>
           <w:tcPr>
-            <w:tcW w:type="dxa" w:w="9972"/>
+            <w:tcW w:type="dxa" w:w="9468"/>
             <w:gridSpan w:val="3"/>
             <w:shd w:val="clear" w:color="auto" w:fill="D9D9D9"/>
           </w:tcPr>
@@ -2019,7 +1989,7 @@
       <w:tr>
         <w:tc>
           <w:tcPr>
-            <w:tcW w:type="dxa" w:w="3324"/>
+            <w:tcW w:type="dxa" w:w="680"/>
             <w:shd w:val="clear" w:color="auto" w:fill="D9D9D9"/>
           </w:tcPr>
           <w:p>
@@ -2039,7 +2009,7 @@
         </w:tc>
         <w:tc>
           <w:tcPr>
-            <w:tcW w:type="dxa" w:w="3324"/>
+            <w:tcW w:type="dxa" w:w="4536"/>
             <w:shd w:val="clear" w:color="auto" w:fill="D9D9D9"/>
           </w:tcPr>
           <w:p>
@@ -2059,7 +2029,7 @@
         </w:tc>
         <w:tc>
           <w:tcPr>
-            <w:tcW w:type="dxa" w:w="3324"/>
+            <w:tcW w:type="dxa" w:w="4252"/>
             <w:shd w:val="clear" w:color="auto" w:fill="D9D9D9"/>
           </w:tcPr>
           <w:p>
@@ -2081,7 +2051,7 @@
       <w:tr>
         <w:tc>
           <w:tcPr>
-            <w:tcW w:type="dxa" w:w="3324"/>
+            <w:tcW w:type="dxa" w:w="680"/>
           </w:tcPr>
           <w:p>
             <w:pPr>
@@ -2100,7 +2070,7 @@
         </w:tc>
         <w:tc>
           <w:tcPr>
-            <w:tcW w:type="dxa" w:w="3324"/>
+            <w:tcW w:type="dxa" w:w="4536"/>
           </w:tcPr>
           <w:p>
             <w:pPr>
@@ -2119,7 +2089,7 @@
         </w:tc>
         <w:tc>
           <w:tcPr>
-            <w:tcW w:type="dxa" w:w="3324"/>
+            <w:tcW w:type="dxa" w:w="4252"/>
           </w:tcPr>
           <w:p>
             <w:pPr>
@@ -2139,7 +2109,7 @@
       <w:tr>
         <w:tc>
           <w:tcPr>
-            <w:tcW w:type="dxa" w:w="3324"/>
+            <w:tcW w:type="dxa" w:w="680"/>
           </w:tcPr>
           <w:p>
             <w:pPr>
@@ -2158,7 +2128,7 @@
         </w:tc>
         <w:tc>
           <w:tcPr>
-            <w:tcW w:type="dxa" w:w="3324"/>
+            <w:tcW w:type="dxa" w:w="4536"/>
           </w:tcPr>
           <w:p>
             <w:pPr>
@@ -2177,7 +2147,7 @@
         </w:tc>
         <w:tc>
           <w:tcPr>
-            <w:tcW w:type="dxa" w:w="3324"/>
+            <w:tcW w:type="dxa" w:w="4252"/>
           </w:tcPr>
           <w:p>
             <w:pPr>
@@ -2197,7 +2167,7 @@
       <w:tr>
         <w:tc>
           <w:tcPr>
-            <w:tcW w:type="dxa" w:w="3324"/>
+            <w:tcW w:type="dxa" w:w="680"/>
           </w:tcPr>
           <w:p>
             <w:pPr>
@@ -2216,7 +2186,7 @@
         </w:tc>
         <w:tc>
           <w:tcPr>
-            <w:tcW w:type="dxa" w:w="3324"/>
+            <w:tcW w:type="dxa" w:w="4536"/>
           </w:tcPr>
           <w:p>
             <w:pPr>
@@ -2235,7 +2205,7 @@
         </w:tc>
         <w:tc>
           <w:tcPr>
-            <w:tcW w:type="dxa" w:w="3324"/>
+            <w:tcW w:type="dxa" w:w="4252"/>
           </w:tcPr>
           <w:p>
             <w:pPr>
@@ -2255,7 +2225,7 @@
       <w:tr>
         <w:tc>
           <w:tcPr>
-            <w:tcW w:type="dxa" w:w="3324"/>
+            <w:tcW w:type="dxa" w:w="680"/>
           </w:tcPr>
           <w:p>
             <w:pPr>
@@ -2274,7 +2244,7 @@
         </w:tc>
         <w:tc>
           <w:tcPr>
-            <w:tcW w:type="dxa" w:w="3324"/>
+            <w:tcW w:type="dxa" w:w="4536"/>
           </w:tcPr>
           <w:p>
             <w:pPr>
@@ -2293,7 +2263,7 @@
         </w:tc>
         <w:tc>
           <w:tcPr>
-            <w:tcW w:type="dxa" w:w="3324"/>
+            <w:tcW w:type="dxa" w:w="4252"/>
           </w:tcPr>
           <w:p>
             <w:pPr>
@@ -2313,7 +2283,7 @@
       <w:tr>
         <w:tc>
           <w:tcPr>
-            <w:tcW w:type="dxa" w:w="3324"/>
+            <w:tcW w:type="dxa" w:w="680"/>
           </w:tcPr>
           <w:p>
             <w:pPr>
@@ -2332,7 +2302,7 @@
         </w:tc>
         <w:tc>
           <w:tcPr>
-            <w:tcW w:type="dxa" w:w="3324"/>
+            <w:tcW w:type="dxa" w:w="4536"/>
           </w:tcPr>
           <w:p>
             <w:pPr>
@@ -2351,7 +2321,7 @@
         </w:tc>
         <w:tc>
           <w:tcPr>
-            <w:tcW w:type="dxa" w:w="3324"/>
+            <w:tcW w:type="dxa" w:w="4252"/>
           </w:tcPr>
           <w:p>
             <w:pPr>
@@ -2371,7 +2341,7 @@
       <w:tr>
         <w:tc>
           <w:tcPr>
-            <w:tcW w:type="dxa" w:w="3324"/>
+            <w:tcW w:type="dxa" w:w="680"/>
           </w:tcPr>
           <w:p>
             <w:pPr>
@@ -2390,7 +2360,7 @@
         </w:tc>
         <w:tc>
           <w:tcPr>
-            <w:tcW w:type="dxa" w:w="3324"/>
+            <w:tcW w:type="dxa" w:w="4536"/>
           </w:tcPr>
           <w:p>
             <w:pPr>
@@ -2409,7 +2379,7 @@
         </w:tc>
         <w:tc>
           <w:tcPr>
-            <w:tcW w:type="dxa" w:w="3324"/>
+            <w:tcW w:type="dxa" w:w="4252"/>
           </w:tcPr>
           <w:p>
             <w:pPr>
@@ -2429,7 +2399,7 @@
       <w:tr>
         <w:tc>
           <w:tcPr>
-            <w:tcW w:type="dxa" w:w="3324"/>
+            <w:tcW w:type="dxa" w:w="680"/>
           </w:tcPr>
           <w:p>
             <w:pPr>
@@ -2448,7 +2418,7 @@
         </w:tc>
         <w:tc>
           <w:tcPr>
-            <w:tcW w:type="dxa" w:w="3324"/>
+            <w:tcW w:type="dxa" w:w="4536"/>
           </w:tcPr>
           <w:p>
             <w:pPr>
@@ -2467,7 +2437,7 @@
         </w:tc>
         <w:tc>
           <w:tcPr>
-            <w:tcW w:type="dxa" w:w="3324"/>
+            <w:tcW w:type="dxa" w:w="4252"/>
           </w:tcPr>
           <w:p>
             <w:pPr>
@@ -2487,7 +2457,7 @@
       <w:tr>
         <w:tc>
           <w:tcPr>
-            <w:tcW w:type="dxa" w:w="3324"/>
+            <w:tcW w:type="dxa" w:w="680"/>
           </w:tcPr>
           <w:p>
             <w:pPr>
@@ -2506,7 +2476,7 @@
         </w:tc>
         <w:tc>
           <w:tcPr>
-            <w:tcW w:type="dxa" w:w="3324"/>
+            <w:tcW w:type="dxa" w:w="4536"/>
           </w:tcPr>
           <w:p>
             <w:pPr>
@@ -2525,7 +2495,7 @@
         </w:tc>
         <w:tc>
           <w:tcPr>
-            <w:tcW w:type="dxa" w:w="3324"/>
+            <w:tcW w:type="dxa" w:w="4252"/>
           </w:tcPr>
           <w:p>
             <w:pPr>
@@ -2545,7 +2515,7 @@
       <w:tr>
         <w:tc>
           <w:tcPr>
-            <w:tcW w:type="dxa" w:w="3324"/>
+            <w:tcW w:type="dxa" w:w="680"/>
           </w:tcPr>
           <w:p>
             <w:pPr>
@@ -2564,7 +2534,7 @@
         </w:tc>
         <w:tc>
           <w:tcPr>
-            <w:tcW w:type="dxa" w:w="3324"/>
+            <w:tcW w:type="dxa" w:w="4536"/>
           </w:tcPr>
           <w:p>
             <w:pPr>
@@ -2583,7 +2553,7 @@
         </w:tc>
         <w:tc>
           <w:tcPr>
-            <w:tcW w:type="dxa" w:w="3324"/>
+            <w:tcW w:type="dxa" w:w="4252"/>
           </w:tcPr>
           <w:p>
             <w:pPr>
@@ -2603,7 +2573,7 @@
       <w:tr>
         <w:tc>
           <w:tcPr>
-            <w:tcW w:type="dxa" w:w="3324"/>
+            <w:tcW w:type="dxa" w:w="680"/>
           </w:tcPr>
           <w:p>
             <w:pPr>
@@ -2622,7 +2592,7 @@
         </w:tc>
         <w:tc>
           <w:tcPr>
-            <w:tcW w:type="dxa" w:w="3324"/>
+            <w:tcW w:type="dxa" w:w="4536"/>
           </w:tcPr>
           <w:p>
             <w:pPr>
@@ -2641,7 +2611,7 @@
         </w:tc>
         <w:tc>
           <w:tcPr>
-            <w:tcW w:type="dxa" w:w="3324"/>
+            <w:tcW w:type="dxa" w:w="4252"/>
           </w:tcPr>
           <w:p>
             <w:pPr>
@@ -2661,7 +2631,7 @@
       <w:tr>
         <w:tc>
           <w:tcPr>
-            <w:tcW w:type="dxa" w:w="3324"/>
+            <w:tcW w:type="dxa" w:w="680"/>
           </w:tcPr>
           <w:p>
             <w:pPr>
@@ -2680,7 +2650,7 @@
         </w:tc>
         <w:tc>
           <w:tcPr>
-            <w:tcW w:type="dxa" w:w="3324"/>
+            <w:tcW w:type="dxa" w:w="4536"/>
           </w:tcPr>
           <w:p>
             <w:pPr>
@@ -2699,7 +2669,7 @@
         </w:tc>
         <w:tc>
           <w:tcPr>
-            <w:tcW w:type="dxa" w:w="3324"/>
+            <w:tcW w:type="dxa" w:w="4252"/>
           </w:tcPr>
           <w:p>
             <w:pPr>
@@ -2719,7 +2689,7 @@
       <w:tr>
         <w:tc>
           <w:tcPr>
-            <w:tcW w:type="dxa" w:w="3324"/>
+            <w:tcW w:type="dxa" w:w="680"/>
           </w:tcPr>
           <w:p>
             <w:pPr>
@@ -2738,7 +2708,7 @@
         </w:tc>
         <w:tc>
           <w:tcPr>
-            <w:tcW w:type="dxa" w:w="3324"/>
+            <w:tcW w:type="dxa" w:w="4536"/>
           </w:tcPr>
           <w:p>
             <w:pPr>
@@ -2757,7 +2727,7 @@
         </w:tc>
         <w:tc>
           <w:tcPr>
-            <w:tcW w:type="dxa" w:w="3324"/>
+            <w:tcW w:type="dxa" w:w="4252"/>
           </w:tcPr>
           <w:p>
             <w:pPr>
@@ -2777,7 +2747,7 @@
       <w:tr>
         <w:tc>
           <w:tcPr>
-            <w:tcW w:type="dxa" w:w="3324"/>
+            <w:tcW w:type="dxa" w:w="680"/>
           </w:tcPr>
           <w:p>
             <w:pPr>
@@ -2796,7 +2766,7 @@
         </w:tc>
         <w:tc>
           <w:tcPr>
-            <w:tcW w:type="dxa" w:w="3324"/>
+            <w:tcW w:type="dxa" w:w="4536"/>
           </w:tcPr>
           <w:p>
             <w:pPr>
@@ -2815,7 +2785,7 @@
         </w:tc>
         <w:tc>
           <w:tcPr>
-            <w:tcW w:type="dxa" w:w="3324"/>
+            <w:tcW w:type="dxa" w:w="4252"/>
           </w:tcPr>
           <w:p>
             <w:pPr>
@@ -2835,7 +2805,7 @@
       <w:tr>
         <w:tc>
           <w:tcPr>
-            <w:tcW w:type="dxa" w:w="3324"/>
+            <w:tcW w:type="dxa" w:w="680"/>
           </w:tcPr>
           <w:p>
             <w:pPr>
@@ -2854,7 +2824,7 @@
         </w:tc>
         <w:tc>
           <w:tcPr>
-            <w:tcW w:type="dxa" w:w="3324"/>
+            <w:tcW w:type="dxa" w:w="4536"/>
           </w:tcPr>
           <w:p>
             <w:pPr>
@@ -2873,7 +2843,7 @@
         </w:tc>
         <w:tc>
           <w:tcPr>
-            <w:tcW w:type="dxa" w:w="3324"/>
+            <w:tcW w:type="dxa" w:w="4252"/>
           </w:tcPr>
           <w:p>
             <w:pPr>
@@ -2893,7 +2863,7 @@
       <w:tr>
         <w:tc>
           <w:tcPr>
-            <w:tcW w:type="dxa" w:w="3324"/>
+            <w:tcW w:type="dxa" w:w="680"/>
           </w:tcPr>
           <w:p>
             <w:pPr>
@@ -2912,7 +2882,7 @@
         </w:tc>
         <w:tc>
           <w:tcPr>
-            <w:tcW w:type="dxa" w:w="3324"/>
+            <w:tcW w:type="dxa" w:w="4536"/>
           </w:tcPr>
           <w:p>
             <w:pPr>
@@ -2931,7 +2901,7 @@
         </w:tc>
         <w:tc>
           <w:tcPr>
-            <w:tcW w:type="dxa" w:w="3324"/>
+            <w:tcW w:type="dxa" w:w="4252"/>
           </w:tcPr>
           <w:p>
             <w:pPr>
@@ -3360,6 +3330,7 @@
                 <w:i w:val="0"/>
                 <w:sz w:val="22"/>
               </w:rPr>
+              <w:t>egzamin pisemny z zadaniami problemowymi; raport z wykonanego zadania; prezentacja projektu i dokumentacji; obrona projektu</w:t>
             </w:r>
           </w:p>
         </w:tc>
@@ -3417,6 +3388,7 @@
                 <w:i w:val="0"/>
                 <w:sz w:val="22"/>
               </w:rPr>
+              <w:t>egzamin pisemny z zadaniami problemowymi; raport z wykonanego zadania; prezentacja projektu i dokumentacji; obrona projektu</w:t>
             </w:r>
           </w:p>
         </w:tc>
@@ -3474,6 +3446,7 @@
                 <w:i w:val="0"/>
                 <w:sz w:val="22"/>
               </w:rPr>
+              <w:t>egzamin pisemny z zadaniami problemowymi; raport z wykonanego zadania; prezentacja projektu i dokumentacji; obrona projektu</w:t>
             </w:r>
           </w:p>
         </w:tc>
@@ -3531,6 +3504,7 @@
                 <w:i w:val="0"/>
                 <w:sz w:val="22"/>
               </w:rPr>
+              <w:t>egzamin pisemny z zadaniami problemowymi; raport z wykonanego zadania; prezentacja projektu i dokumentacji; obrona projektu</w:t>
             </w:r>
           </w:p>
         </w:tc>
@@ -3588,6 +3562,7 @@
                 <w:i w:val="0"/>
                 <w:sz w:val="22"/>
               </w:rPr>
+              <w:t>egzamin pisemny z zadaniami problemowymi; raport z wykonanego zadania; prezentacja projektu i dokumentacji; obrona projektu</w:t>
             </w:r>
           </w:p>
         </w:tc>
@@ -3645,6 +3620,7 @@
                 <w:i w:val="0"/>
                 <w:sz w:val="22"/>
               </w:rPr>
+              <w:t>egzamin pisemny z zadaniami problemowymi; raport z wykonanego zadania; prezentacja projektu i dokumentacji; obrona projektu</w:t>
             </w:r>
           </w:p>
         </w:tc>
@@ -3702,6 +3678,7 @@
                 <w:i w:val="0"/>
                 <w:sz w:val="22"/>
               </w:rPr>
+              <w:t>egzamin pisemny z zadaniami problemowymi; raport z wykonanego zadania; prezentacja projektu i dokumentacji; obrona projektu</w:t>
             </w:r>
           </w:p>
         </w:tc>
@@ -3759,6 +3736,7 @@
                 <w:i w:val="0"/>
                 <w:sz w:val="22"/>
               </w:rPr>
+              <w:t>egzamin pisemny z zadaniami problemowymi; raport z wykonanego zadania; prezentacja projektu i dokumentacji; obrona projektu</w:t>
             </w:r>
           </w:p>
         </w:tc>
@@ -3816,6 +3794,7 @@
                 <w:i w:val="0"/>
                 <w:sz w:val="22"/>
               </w:rPr>
+              <w:t>egzamin pisemny z zadaniami problemowymi; raport z wykonanego zadania; prezentacja projektu i dokumentacji; obrona projektu</w:t>
             </w:r>
           </w:p>
         </w:tc>
@@ -3873,6 +3852,7 @@
                 <w:i w:val="0"/>
                 <w:sz w:val="22"/>
               </w:rPr>
+              <w:t>egzamin pisemny z zadaniami problemowymi; raport z wykonanego zadania; prezentacja projektu i dokumentacji; obrona projektu</w:t>
             </w:r>
           </w:p>
         </w:tc>
@@ -4035,6 +4015,7 @@
                 <w:i w:val="0"/>
                 <w:sz w:val="22"/>
               </w:rPr>
+              <w:t>egzamin pisemny z zadaniami problemowymi; raport z wykonanego zadania; prezentacja projektu i dokumentacji; obrona projektu</w:t>
             </w:r>
           </w:p>
         </w:tc>
@@ -4092,6 +4073,7 @@
                 <w:i w:val="0"/>
                 <w:sz w:val="22"/>
               </w:rPr>
+              <w:t>egzamin pisemny z zadaniami problemowymi; raport z wykonanego zadania; prezentacja projektu i dokumentacji; obrona projektu</w:t>
             </w:r>
           </w:p>
         </w:tc>
@@ -4149,6 +4131,7 @@
                 <w:i w:val="0"/>
                 <w:sz w:val="22"/>
               </w:rPr>
+              <w:t>egzamin pisemny z zadaniami problemowymi; raport z wykonanego zadania; prezentacja projektu i dokumentacji; obrona projektu</w:t>
             </w:r>
           </w:p>
         </w:tc>
@@ -4206,6 +4189,7 @@
                 <w:i w:val="0"/>
                 <w:sz w:val="22"/>
               </w:rPr>
+              <w:t>egzamin pisemny z zadaniami problemowymi; raport z wykonanego zadania; prezentacja projektu i dokumentacji; obrona projektu</w:t>
             </w:r>
           </w:p>
         </w:tc>
@@ -4263,6 +4247,7 @@
                 <w:i w:val="0"/>
                 <w:sz w:val="22"/>
               </w:rPr>
+              <w:t>egzamin pisemny z zadaniami problemowymi; raport z wykonanego zadania; prezentacja projektu i dokumentacji; obrona projektu</w:t>
             </w:r>
           </w:p>
         </w:tc>
@@ -4320,6 +4305,7 @@
                 <w:i w:val="0"/>
                 <w:sz w:val="22"/>
               </w:rPr>
+              <w:t>egzamin pisemny z zadaniami problemowymi; raport z wykonanego zadania; prezentacja projektu i dokumentacji; obrona projektu</w:t>
             </w:r>
           </w:p>
         </w:tc>
@@ -4377,6 +4363,7 @@
                 <w:i w:val="0"/>
                 <w:sz w:val="22"/>
               </w:rPr>
+              <w:t>egzamin pisemny z zadaniami problemowymi; raport z wykonanego zadania; prezentacja projektu i dokumentacji; obrona projektu</w:t>
             </w:r>
           </w:p>
         </w:tc>
@@ -4434,6 +4421,7 @@
                 <w:i w:val="0"/>
                 <w:sz w:val="22"/>
               </w:rPr>
+              <w:t>egzamin pisemny z zadaniami problemowymi; raport z wykonanego zadania; prezentacja projektu i dokumentacji; obrona projektu</w:t>
             </w:r>
           </w:p>
         </w:tc>
@@ -4491,6 +4479,7 @@
                 <w:i w:val="0"/>
                 <w:sz w:val="22"/>
               </w:rPr>
+              <w:t>egzamin pisemny z zadaniami problemowymi; raport z wykonanego zadania; prezentacja projektu i dokumentacji; obrona projektu</w:t>
             </w:r>
           </w:p>
         </w:tc>
@@ -4548,6 +4537,7 @@
                 <w:i w:val="0"/>
                 <w:sz w:val="22"/>
               </w:rPr>
+              <w:t>egzamin pisemny z zadaniami problemowymi; raport z wykonanego zadania; prezentacja projektu i dokumentacji; obrona projektu</w:t>
             </w:r>
           </w:p>
         </w:tc>
@@ -4710,6 +4700,7 @@
                 <w:i w:val="0"/>
                 <w:sz w:val="22"/>
               </w:rPr>
+              <w:t>egzamin pisemny z zadaniami problemowymi; raport z wykonanego zadania; prezentacja projektu i dokumentacji; obrona projektu</w:t>
             </w:r>
           </w:p>
         </w:tc>
@@ -4767,6 +4758,7 @@
                 <w:i w:val="0"/>
                 <w:sz w:val="22"/>
               </w:rPr>
+              <w:t>egzamin pisemny z zadaniami problemowymi; raport z wykonanego zadania; prezentacja projektu i dokumentacji; obrona projektu</w:t>
             </w:r>
           </w:p>
         </w:tc>
@@ -4824,6 +4816,7 @@
                 <w:i w:val="0"/>
                 <w:sz w:val="22"/>
               </w:rPr>
+              <w:t>egzamin pisemny z zadaniami problemowymi; raport z wykonanego zadania; prezentacja projektu i dokumentacji; obrona projektu</w:t>
             </w:r>
           </w:p>
         </w:tc>
@@ -4929,62 +4922,6 @@
                 <w:sz w:val="16"/>
               </w:rPr>
               <w:t>Wyposażenie specjalistyczne konieczne do realizacji przedmiotu</w:t>
-            </w:r>
-          </w:p>
-        </w:tc>
-      </w:tr>
-      <w:tr>
-        <w:tc>
-          <w:tcPr>
-            <w:tcW w:type="dxa" w:w="3324"/>
-          </w:tcPr>
-          <w:p>
-            <w:pPr>
-              <w:spacing w:before="20" w:after="20"/>
-            </w:pPr>
-            <w:r>
-              <w:rPr>
-                <w:rFonts w:ascii="Aptos" w:hAnsi="Aptos"/>
-                <w:b w:val="0"/>
-                <w:i w:val="0"/>
-                <w:sz w:val="22"/>
-              </w:rPr>
-            </w:r>
-          </w:p>
-        </w:tc>
-        <w:tc>
-          <w:tcPr>
-            <w:tcW w:type="dxa" w:w="3324"/>
-          </w:tcPr>
-          <w:p>
-            <w:pPr>
-              <w:spacing w:before="20" w:after="20"/>
-            </w:pPr>
-            <w:r>
-              <w:rPr>
-                <w:rFonts w:ascii="Aptos" w:hAnsi="Aptos"/>
-                <w:b w:val="0"/>
-                <w:i w:val="0"/>
-                <w:sz w:val="22"/>
-              </w:rPr>
-            </w:r>
-          </w:p>
-        </w:tc>
-        <w:tc>
-          <w:tcPr>
-            <w:tcW w:type="dxa" w:w="3324"/>
-          </w:tcPr>
-          <w:p>
-            <w:pPr>
-              <w:spacing w:before="20" w:after="20"/>
-            </w:pPr>
-            <w:r>
-              <w:rPr>
-                <w:rFonts w:ascii="Aptos" w:hAnsi="Aptos"/>
-                <w:b w:val="0"/>
-                <w:i w:val="0"/>
-                <w:sz w:val="22"/>
-              </w:rPr>
             </w:r>
           </w:p>
         </w:tc>

--- a/public/assets/files/stacjonarne/KSI.docx
+++ b/public/assets/files/stacjonarne/KSI.docx
@@ -3293,6 +3293,7 @@
                 <w:i w:val="0"/>
                 <w:sz w:val="22"/>
               </w:rPr>
+              <w:t>K_W08</w:t>
             </w:r>
           </w:p>
         </w:tc>
@@ -3330,7 +3331,7 @@
                 <w:i w:val="0"/>
                 <w:sz w:val="22"/>
               </w:rPr>
-              <w:t>egzamin pisemny z zadaniami problemowymi; raport z wykonanego zadania; prezentacja projektu i dokumentacji; obrona projektu</w:t>
+              <w:t>egzamin pisemny z zadaniami problemowymi</w:t>
             </w:r>
           </w:p>
         </w:tc>
@@ -3351,6 +3352,7 @@
                 <w:i w:val="0"/>
                 <w:sz w:val="22"/>
               </w:rPr>
+              <w:t>K_W08</w:t>
             </w:r>
           </w:p>
         </w:tc>
@@ -3388,7 +3390,7 @@
                 <w:i w:val="0"/>
                 <w:sz w:val="22"/>
               </w:rPr>
-              <w:t>egzamin pisemny z zadaniami problemowymi; raport z wykonanego zadania; prezentacja projektu i dokumentacji; obrona projektu</w:t>
+              <w:t>egzamin pisemny z zadaniami problemowymi</w:t>
             </w:r>
           </w:p>
         </w:tc>
@@ -3409,6 +3411,7 @@
                 <w:i w:val="0"/>
                 <w:sz w:val="22"/>
               </w:rPr>
+              <w:t>K_W08</w:t>
             </w:r>
           </w:p>
         </w:tc>
@@ -3446,7 +3449,7 @@
                 <w:i w:val="0"/>
                 <w:sz w:val="22"/>
               </w:rPr>
-              <w:t>egzamin pisemny z zadaniami problemowymi; raport z wykonanego zadania; prezentacja projektu i dokumentacji; obrona projektu</w:t>
+              <w:t>egzamin pisemny z zadaniami problemowymi</w:t>
             </w:r>
           </w:p>
         </w:tc>
@@ -3467,6 +3470,7 @@
                 <w:i w:val="0"/>
                 <w:sz w:val="22"/>
               </w:rPr>
+              <w:t>K_W08</w:t>
             </w:r>
           </w:p>
         </w:tc>
@@ -3504,7 +3508,7 @@
                 <w:i w:val="0"/>
                 <w:sz w:val="22"/>
               </w:rPr>
-              <w:t>egzamin pisemny z zadaniami problemowymi; raport z wykonanego zadania; prezentacja projektu i dokumentacji; obrona projektu</w:t>
+              <w:t>egzamin pisemny z zadaniami problemowymi</w:t>
             </w:r>
           </w:p>
         </w:tc>
@@ -3525,6 +3529,7 @@
                 <w:i w:val="0"/>
                 <w:sz w:val="22"/>
               </w:rPr>
+              <w:t>K_W08</w:t>
             </w:r>
           </w:p>
         </w:tc>
@@ -3562,7 +3567,7 @@
                 <w:i w:val="0"/>
                 <w:sz w:val="22"/>
               </w:rPr>
-              <w:t>egzamin pisemny z zadaniami problemowymi; raport z wykonanego zadania; prezentacja projektu i dokumentacji; obrona projektu</w:t>
+              <w:t>egzamin pisemny z zadaniami problemowymi</w:t>
             </w:r>
           </w:p>
         </w:tc>
@@ -3583,6 +3588,7 @@
                 <w:i w:val="0"/>
                 <w:sz w:val="22"/>
               </w:rPr>
+              <w:t>K_W08</w:t>
             </w:r>
           </w:p>
         </w:tc>
@@ -3620,7 +3626,7 @@
                 <w:i w:val="0"/>
                 <w:sz w:val="22"/>
               </w:rPr>
-              <w:t>egzamin pisemny z zadaniami problemowymi; raport z wykonanego zadania; prezentacja projektu i dokumentacji; obrona projektu</w:t>
+              <w:t>egzamin pisemny z zadaniami problemowymi</w:t>
             </w:r>
           </w:p>
         </w:tc>
@@ -3641,6 +3647,7 @@
                 <w:i w:val="0"/>
                 <w:sz w:val="22"/>
               </w:rPr>
+              <w:t>K_W08</w:t>
             </w:r>
           </w:p>
         </w:tc>
@@ -3678,7 +3685,7 @@
                 <w:i w:val="0"/>
                 <w:sz w:val="22"/>
               </w:rPr>
-              <w:t>egzamin pisemny z zadaniami problemowymi; raport z wykonanego zadania; prezentacja projektu i dokumentacji; obrona projektu</w:t>
+              <w:t>egzamin pisemny z zadaniami problemowymi</w:t>
             </w:r>
           </w:p>
         </w:tc>
@@ -3699,6 +3706,7 @@
                 <w:i w:val="0"/>
                 <w:sz w:val="22"/>
               </w:rPr>
+              <w:t>K_W08</w:t>
             </w:r>
           </w:p>
         </w:tc>
@@ -3736,7 +3744,7 @@
                 <w:i w:val="0"/>
                 <w:sz w:val="22"/>
               </w:rPr>
-              <w:t>egzamin pisemny z zadaniami problemowymi; raport z wykonanego zadania; prezentacja projektu i dokumentacji; obrona projektu</w:t>
+              <w:t>egzamin pisemny z zadaniami problemowymi</w:t>
             </w:r>
           </w:p>
         </w:tc>
@@ -3757,6 +3765,7 @@
                 <w:i w:val="0"/>
                 <w:sz w:val="22"/>
               </w:rPr>
+              <w:t>K_W23</w:t>
             </w:r>
           </w:p>
         </w:tc>
@@ -3794,7 +3803,7 @@
                 <w:i w:val="0"/>
                 <w:sz w:val="22"/>
               </w:rPr>
-              <w:t>egzamin pisemny z zadaniami problemowymi; raport z wykonanego zadania; prezentacja projektu i dokumentacji; obrona projektu</w:t>
+              <w:t>egzamin pisemny z zadaniami problemowymi</w:t>
             </w:r>
           </w:p>
         </w:tc>
@@ -3815,6 +3824,7 @@
                 <w:i w:val="0"/>
                 <w:sz w:val="22"/>
               </w:rPr>
+              <w:t>K_W08</w:t>
             </w:r>
           </w:p>
         </w:tc>
@@ -3852,7 +3862,7 @@
                 <w:i w:val="0"/>
                 <w:sz w:val="22"/>
               </w:rPr>
-              <w:t>egzamin pisemny z zadaniami problemowymi; raport z wykonanego zadania; prezentacja projektu i dokumentacji; obrona projektu</w:t>
+              <w:t>egzamin pisemny z zadaniami problemowymi</w:t>
             </w:r>
           </w:p>
         </w:tc>
@@ -3978,6 +3988,7 @@
                 <w:i w:val="0"/>
                 <w:sz w:val="22"/>
               </w:rPr>
+              <w:t>K_U27</w:t>
             </w:r>
           </w:p>
         </w:tc>
@@ -4015,7 +4026,7 @@
                 <w:i w:val="0"/>
                 <w:sz w:val="22"/>
               </w:rPr>
-              <w:t>egzamin pisemny z zadaniami problemowymi; raport z wykonanego zadania; prezentacja projektu i dokumentacji; obrona projektu</w:t>
+              <w:t>raport z wykonanego zadania, prezentacja projektu i dokumentacji, obrona projektu</w:t>
             </w:r>
           </w:p>
         </w:tc>
@@ -4036,6 +4047,7 @@
                 <w:i w:val="0"/>
                 <w:sz w:val="22"/>
               </w:rPr>
+              <w:t>K_U27</w:t>
             </w:r>
           </w:p>
         </w:tc>
@@ -4073,7 +4085,7 @@
                 <w:i w:val="0"/>
                 <w:sz w:val="22"/>
               </w:rPr>
-              <w:t>egzamin pisemny z zadaniami problemowymi; raport z wykonanego zadania; prezentacja projektu i dokumentacji; obrona projektu</w:t>
+              <w:t>raport z wykonanego zadania, prezentacja projektu i dokumentacji, obrona projektu</w:t>
             </w:r>
           </w:p>
         </w:tc>
@@ -4094,6 +4106,7 @@
                 <w:i w:val="0"/>
                 <w:sz w:val="22"/>
               </w:rPr>
+              <w:t>K_U27</w:t>
             </w:r>
           </w:p>
         </w:tc>
@@ -4131,7 +4144,7 @@
                 <w:i w:val="0"/>
                 <w:sz w:val="22"/>
               </w:rPr>
-              <w:t>egzamin pisemny z zadaniami problemowymi; raport z wykonanego zadania; prezentacja projektu i dokumentacji; obrona projektu</w:t>
+              <w:t>raport z wykonanego zadania, prezentacja projektu i dokumentacji, obrona projektu</w:t>
             </w:r>
           </w:p>
         </w:tc>
@@ -4152,6 +4165,7 @@
                 <w:i w:val="0"/>
                 <w:sz w:val="22"/>
               </w:rPr>
+              <w:t>K_U27</w:t>
             </w:r>
           </w:p>
         </w:tc>
@@ -4189,7 +4203,7 @@
                 <w:i w:val="0"/>
                 <w:sz w:val="22"/>
               </w:rPr>
-              <w:t>egzamin pisemny z zadaniami problemowymi; raport z wykonanego zadania; prezentacja projektu i dokumentacji; obrona projektu</w:t>
+              <w:t>raport z wykonanego zadania, prezentacja projektu i dokumentacji, obrona projektu</w:t>
             </w:r>
           </w:p>
         </w:tc>
@@ -4210,6 +4224,7 @@
                 <w:i w:val="0"/>
                 <w:sz w:val="22"/>
               </w:rPr>
+              <w:t>K_U27</w:t>
             </w:r>
           </w:p>
         </w:tc>
@@ -4247,7 +4262,7 @@
                 <w:i w:val="0"/>
                 <w:sz w:val="22"/>
               </w:rPr>
-              <w:t>egzamin pisemny z zadaniami problemowymi; raport z wykonanego zadania; prezentacja projektu i dokumentacji; obrona projektu</w:t>
+              <w:t>raport z wykonanego zadania, prezentacja projektu i dokumentacji, obrona projektu</w:t>
             </w:r>
           </w:p>
         </w:tc>
@@ -4268,6 +4283,7 @@
                 <w:i w:val="0"/>
                 <w:sz w:val="22"/>
               </w:rPr>
+              <w:t>K_U27</w:t>
             </w:r>
           </w:p>
         </w:tc>
@@ -4305,7 +4321,7 @@
                 <w:i w:val="0"/>
                 <w:sz w:val="22"/>
               </w:rPr>
-              <w:t>egzamin pisemny z zadaniami problemowymi; raport z wykonanego zadania; prezentacja projektu i dokumentacji; obrona projektu</w:t>
+              <w:t>raport z wykonanego zadania, prezentacja projektu i dokumentacji, obrona projektu</w:t>
             </w:r>
           </w:p>
         </w:tc>
@@ -4326,6 +4342,7 @@
                 <w:i w:val="0"/>
                 <w:sz w:val="22"/>
               </w:rPr>
+              <w:t>K_U27</w:t>
             </w:r>
           </w:p>
         </w:tc>
@@ -4363,7 +4380,7 @@
                 <w:i w:val="0"/>
                 <w:sz w:val="22"/>
               </w:rPr>
-              <w:t>egzamin pisemny z zadaniami problemowymi; raport z wykonanego zadania; prezentacja projektu i dokumentacji; obrona projektu</w:t>
+              <w:t>raport z wykonanego zadania, prezentacja projektu i dokumentacji, obrona projektu</w:t>
             </w:r>
           </w:p>
         </w:tc>
@@ -4384,6 +4401,7 @@
                 <w:i w:val="0"/>
                 <w:sz w:val="22"/>
               </w:rPr>
+              <w:t>K_U27</w:t>
             </w:r>
           </w:p>
         </w:tc>
@@ -4421,7 +4439,7 @@
                 <w:i w:val="0"/>
                 <w:sz w:val="22"/>
               </w:rPr>
-              <w:t>egzamin pisemny z zadaniami problemowymi; raport z wykonanego zadania; prezentacja projektu i dokumentacji; obrona projektu</w:t>
+              <w:t>raport z wykonanego zadania, prezentacja projektu i dokumentacji, obrona projektu</w:t>
             </w:r>
           </w:p>
         </w:tc>
@@ -4442,6 +4460,7 @@
                 <w:i w:val="0"/>
                 <w:sz w:val="22"/>
               </w:rPr>
+              <w:t>K_U14</w:t>
             </w:r>
           </w:p>
         </w:tc>
@@ -4479,7 +4498,7 @@
                 <w:i w:val="0"/>
                 <w:sz w:val="22"/>
               </w:rPr>
-              <w:t>egzamin pisemny z zadaniami problemowymi; raport z wykonanego zadania; prezentacja projektu i dokumentacji; obrona projektu</w:t>
+              <w:t>raport z wykonanego zadania, prezentacja projektu i dokumentacji, obrona projektu</w:t>
             </w:r>
           </w:p>
         </w:tc>
@@ -4500,6 +4519,7 @@
                 <w:i w:val="0"/>
                 <w:sz w:val="22"/>
               </w:rPr>
+              <w:t>K_U27</w:t>
             </w:r>
           </w:p>
         </w:tc>
@@ -4537,7 +4557,7 @@
                 <w:i w:val="0"/>
                 <w:sz w:val="22"/>
               </w:rPr>
-              <w:t>egzamin pisemny z zadaniami problemowymi; raport z wykonanego zadania; prezentacja projektu i dokumentacji; obrona projektu</w:t>
+              <w:t>raport z wykonanego zadania, prezentacja projektu i dokumentacji, obrona projektu</w:t>
             </w:r>
           </w:p>
         </w:tc>
@@ -4663,6 +4683,7 @@
                 <w:i w:val="0"/>
                 <w:sz w:val="22"/>
               </w:rPr>
+              <w:t>K_K05</w:t>
             </w:r>
           </w:p>
         </w:tc>
@@ -4700,7 +4721,7 @@
                 <w:i w:val="0"/>
                 <w:sz w:val="22"/>
               </w:rPr>
-              <w:t>egzamin pisemny z zadaniami problemowymi; raport z wykonanego zadania; prezentacja projektu i dokumentacji; obrona projektu</w:t>
+              <w:t>raport z wykonanego zadania, prezentacja projektu i dokumentacji, obrona projektu</w:t>
             </w:r>
           </w:p>
         </w:tc>
@@ -4721,6 +4742,7 @@
                 <w:i w:val="0"/>
                 <w:sz w:val="22"/>
               </w:rPr>
+              <w:t>K_K05</w:t>
             </w:r>
           </w:p>
         </w:tc>
@@ -4758,7 +4780,7 @@
                 <w:i w:val="0"/>
                 <w:sz w:val="22"/>
               </w:rPr>
-              <w:t>egzamin pisemny z zadaniami problemowymi; raport z wykonanego zadania; prezentacja projektu i dokumentacji; obrona projektu</w:t>
+              <w:t>raport z wykonanego zadania, prezentacja projektu i dokumentacji, obrona projektu</w:t>
             </w:r>
           </w:p>
         </w:tc>
@@ -4779,6 +4801,7 @@
                 <w:i w:val="0"/>
                 <w:sz w:val="22"/>
               </w:rPr>
+              <w:t>K_K03</w:t>
             </w:r>
           </w:p>
         </w:tc>
@@ -4816,7 +4839,7 @@
                 <w:i w:val="0"/>
                 <w:sz w:val="22"/>
               </w:rPr>
-              <w:t>egzamin pisemny z zadaniami problemowymi; raport z wykonanego zadania; prezentacja projektu i dokumentacji; obrona projektu</w:t>
+              <w:t>raport z wykonanego zadania, prezentacja projektu i dokumentacji, obrona projektu</w:t>
             </w:r>
           </w:p>
         </w:tc>

--- a/public/assets/files/stacjonarne/KSI.docx
+++ b/public/assets/files/stacjonarne/KSI.docx
@@ -1960,14 +1960,13 @@
       </w:tblPr>
       <w:tblGrid>
         <w:gridCol w:w="680"/>
-        <w:gridCol w:w="4536"/>
-        <w:gridCol w:w="4252"/>
+        <w:gridCol w:w="8788"/>
       </w:tblGrid>
       <w:tr>
         <w:tc>
           <w:tcPr>
             <w:tcW w:type="dxa" w:w="9468"/>
-            <w:gridSpan w:val="3"/>
+            <w:gridSpan w:val="2"/>
             <w:shd w:val="clear" w:color="auto" w:fill="D9D9D9"/>
           </w:tcPr>
           <w:p>
@@ -2009,7 +2008,7 @@
         </w:tc>
         <w:tc>
           <w:tcPr>
-            <w:tcW w:type="dxa" w:w="4536"/>
+            <w:tcW w:type="dxa" w:w="8788"/>
             <w:shd w:val="clear" w:color="auto" w:fill="D9D9D9"/>
           </w:tcPr>
           <w:p>
@@ -2023,27 +2022,7 @@
                 <w:i w:val="0"/>
                 <w:sz w:val="16"/>
               </w:rPr>
-              <w:t>Wykład</w:t>
-            </w:r>
-          </w:p>
-        </w:tc>
-        <w:tc>
-          <w:tcPr>
-            <w:tcW w:type="dxa" w:w="4252"/>
-            <w:shd w:val="clear" w:color="auto" w:fill="D9D9D9"/>
-          </w:tcPr>
-          <w:p>
-            <w:pPr>
-              <w:spacing w:before="20" w:after="20"/>
-            </w:pPr>
-            <w:r>
-              <w:rPr>
-                <w:rFonts w:ascii="Aptos" w:hAnsi="Aptos"/>
-                <w:b/>
-                <w:i w:val="0"/>
-                <w:sz w:val="16"/>
-              </w:rPr>
-              <w:t>Ćwiczenia / Laboratorium / Pracownia</w:t>
+              <w:t>Treści programowe</w:t>
             </w:r>
           </w:p>
         </w:tc>
@@ -2070,7 +2049,7 @@
         </w:tc>
         <w:tc>
           <w:tcPr>
-            <w:tcW w:type="dxa" w:w="4536"/>
+            <w:tcW w:type="dxa" w:w="8788"/>
           </w:tcPr>
           <w:p>
             <w:pPr>
@@ -2084,24 +2063,6 @@
                 <w:sz w:val="22"/>
               </w:rPr>
               <w:t>Wirtualizacja a konteneryzacja – historia, różnice i zastosowania. Architektura Dockera: daemon, klient, obrazy, kontenery, rejestry. Instalacja i podstawowe polecenia CLI.</w:t>
-            </w:r>
-          </w:p>
-        </w:tc>
-        <w:tc>
-          <w:tcPr>
-            <w:tcW w:type="dxa" w:w="4252"/>
-          </w:tcPr>
-          <w:p>
-            <w:pPr>
-              <w:spacing w:before="20" w:after="20"/>
-            </w:pPr>
-            <w:r>
-              <w:rPr>
-                <w:rFonts w:ascii="Aptos" w:hAnsi="Aptos"/>
-                <w:b w:val="0"/>
-                <w:i w:val="0"/>
-                <w:sz w:val="22"/>
-              </w:rPr>
             </w:r>
           </w:p>
         </w:tc>
@@ -2128,7 +2089,7 @@
         </w:tc>
         <w:tc>
           <w:tcPr>
-            <w:tcW w:type="dxa" w:w="4536"/>
+            <w:tcW w:type="dxa" w:w="8788"/>
           </w:tcPr>
           <w:p>
             <w:pPr>
@@ -2142,24 +2103,6 @@
                 <w:sz w:val="22"/>
               </w:rPr>
               <w:t>Dockerfile – budowanie własnych obrazów. Instrukcje: FROM, RUN, COPY, ADD, ENV, ARG, EXPOSE, WORKDIR, ENTRYPOINT, CMD. Warstwy obrazu i cache. Plik .dockerignore.</w:t>
-            </w:r>
-          </w:p>
-        </w:tc>
-        <w:tc>
-          <w:tcPr>
-            <w:tcW w:type="dxa" w:w="4252"/>
-          </w:tcPr>
-          <w:p>
-            <w:pPr>
-              <w:spacing w:before="20" w:after="20"/>
-            </w:pPr>
-            <w:r>
-              <w:rPr>
-                <w:rFonts w:ascii="Aptos" w:hAnsi="Aptos"/>
-                <w:b w:val="0"/>
-                <w:i w:val="0"/>
-                <w:sz w:val="22"/>
-              </w:rPr>
             </w:r>
           </w:p>
         </w:tc>
@@ -2186,7 +2129,7 @@
         </w:tc>
         <w:tc>
           <w:tcPr>
-            <w:tcW w:type="dxa" w:w="4536"/>
+            <w:tcW w:type="dxa" w:w="8788"/>
           </w:tcPr>
           <w:p>
             <w:pPr>
@@ -2200,24 +2143,6 @@
                 <w:sz w:val="22"/>
               </w:rPr>
               <w:t>Zaawansowane techniki budowania obrazów: multi-stage build, minimalizacja rozmiaru, obrazy bazowe (Alpine, Distroless), skanowanie podatności (Trivy). Publikowanie w Docker Hub i prywatnym rejestrze.</w:t>
-            </w:r>
-          </w:p>
-        </w:tc>
-        <w:tc>
-          <w:tcPr>
-            <w:tcW w:type="dxa" w:w="4252"/>
-          </w:tcPr>
-          <w:p>
-            <w:pPr>
-              <w:spacing w:before="20" w:after="20"/>
-            </w:pPr>
-            <w:r>
-              <w:rPr>
-                <w:rFonts w:ascii="Aptos" w:hAnsi="Aptos"/>
-                <w:b w:val="0"/>
-                <w:i w:val="0"/>
-                <w:sz w:val="22"/>
-              </w:rPr>
             </w:r>
           </w:p>
         </w:tc>
@@ -2244,7 +2169,7 @@
         </w:tc>
         <w:tc>
           <w:tcPr>
-            <w:tcW w:type="dxa" w:w="4536"/>
+            <w:tcW w:type="dxa" w:w="8788"/>
           </w:tcPr>
           <w:p>
             <w:pPr>
@@ -2258,24 +2183,6 @@
                 <w:sz w:val="22"/>
               </w:rPr>
               <w:t>Sieci Dockera: tryby bridge, host, none, overlay, macvlan. Komunikacja między kontenerami. Tworzenie własnych sieci. Resolucja DNS wewnątrz sieci Dockera.</w:t>
-            </w:r>
-          </w:p>
-        </w:tc>
-        <w:tc>
-          <w:tcPr>
-            <w:tcW w:type="dxa" w:w="4252"/>
-          </w:tcPr>
-          <w:p>
-            <w:pPr>
-              <w:spacing w:before="20" w:after="20"/>
-            </w:pPr>
-            <w:r>
-              <w:rPr>
-                <w:rFonts w:ascii="Aptos" w:hAnsi="Aptos"/>
-                <w:b w:val="0"/>
-                <w:i w:val="0"/>
-                <w:sz w:val="22"/>
-              </w:rPr>
             </w:r>
           </w:p>
         </w:tc>
@@ -2302,7 +2209,7 @@
         </w:tc>
         <w:tc>
           <w:tcPr>
-            <w:tcW w:type="dxa" w:w="4536"/>
+            <w:tcW w:type="dxa" w:w="8788"/>
           </w:tcPr>
           <w:p>
             <w:pPr>
@@ -2316,24 +2223,6 @@
                 <w:sz w:val="22"/>
               </w:rPr>
               <w:t>Persystencja danych: volumes zarządzane, bind mounts, tmpfs. Cykl życia voluminów. Współdzielenie danych między kontenerami. Backup i przywracanie danych.</w:t>
-            </w:r>
-          </w:p>
-        </w:tc>
-        <w:tc>
-          <w:tcPr>
-            <w:tcW w:type="dxa" w:w="4252"/>
-          </w:tcPr>
-          <w:p>
-            <w:pPr>
-              <w:spacing w:before="20" w:after="20"/>
-            </w:pPr>
-            <w:r>
-              <w:rPr>
-                <w:rFonts w:ascii="Aptos" w:hAnsi="Aptos"/>
-                <w:b w:val="0"/>
-                <w:i w:val="0"/>
-                <w:sz w:val="22"/>
-              </w:rPr>
             </w:r>
           </w:p>
         </w:tc>
@@ -2360,7 +2249,7 @@
         </w:tc>
         <w:tc>
           <w:tcPr>
-            <w:tcW w:type="dxa" w:w="4536"/>
+            <w:tcW w:type="dxa" w:w="8788"/>
           </w:tcPr>
           <w:p>
             <w:pPr>
@@ -2374,24 +2263,6 @@
                 <w:sz w:val="22"/>
               </w:rPr>
               <w:t>Docker Compose – definiowanie środowisk wielousługowych. Składnia pliku docker-compose.yml: services, networks, volumes, environment, depends_on, healthcheck. Polecenia compose up/down/logs/exec.</w:t>
-            </w:r>
-          </w:p>
-        </w:tc>
-        <w:tc>
-          <w:tcPr>
-            <w:tcW w:type="dxa" w:w="4252"/>
-          </w:tcPr>
-          <w:p>
-            <w:pPr>
-              <w:spacing w:before="20" w:after="20"/>
-            </w:pPr>
-            <w:r>
-              <w:rPr>
-                <w:rFonts w:ascii="Aptos" w:hAnsi="Aptos"/>
-                <w:b w:val="0"/>
-                <w:i w:val="0"/>
-                <w:sz w:val="22"/>
-              </w:rPr>
             </w:r>
           </w:p>
         </w:tc>
@@ -2418,7 +2289,7 @@
         </w:tc>
         <w:tc>
           <w:tcPr>
-            <w:tcW w:type="dxa" w:w="4536"/>
+            <w:tcW w:type="dxa" w:w="8788"/>
           </w:tcPr>
           <w:p>
             <w:pPr>
@@ -2432,24 +2303,6 @@
                 <w:sz w:val="22"/>
               </w:rPr>
               <w:t>Zaawansowane Docker Compose: profile, rozszerzenia YAML (anchors), override files, skalowanie usług. Środowiska developerskie vs. produkcyjne.</w:t>
-            </w:r>
-          </w:p>
-        </w:tc>
-        <w:tc>
-          <w:tcPr>
-            <w:tcW w:type="dxa" w:w="4252"/>
-          </w:tcPr>
-          <w:p>
-            <w:pPr>
-              <w:spacing w:before="20" w:after="20"/>
-            </w:pPr>
-            <w:r>
-              <w:rPr>
-                <w:rFonts w:ascii="Aptos" w:hAnsi="Aptos"/>
-                <w:b w:val="0"/>
-                <w:i w:val="0"/>
-                <w:sz w:val="22"/>
-              </w:rPr>
             </w:r>
           </w:p>
         </w:tc>
@@ -2476,7 +2329,7 @@
         </w:tc>
         <w:tc>
           <w:tcPr>
-            <w:tcW w:type="dxa" w:w="4536"/>
+            <w:tcW w:type="dxa" w:w="8788"/>
           </w:tcPr>
           <w:p>
             <w:pPr>
@@ -2490,24 +2343,6 @@
                 <w:sz w:val="22"/>
               </w:rPr>
               <w:t>Wprowadzenie do orkiestracji kontenerów. Architektura Kubernetes: control plane (API Server, etcd, Scheduler, Controller Manager) i węzły robocze (kubelet, kube-proxy). Instalacja lokalna: Minikube, k3s.</w:t>
-            </w:r>
-          </w:p>
-        </w:tc>
-        <w:tc>
-          <w:tcPr>
-            <w:tcW w:type="dxa" w:w="4252"/>
-          </w:tcPr>
-          <w:p>
-            <w:pPr>
-              <w:spacing w:before="20" w:after="20"/>
-            </w:pPr>
-            <w:r>
-              <w:rPr>
-                <w:rFonts w:ascii="Aptos" w:hAnsi="Aptos"/>
-                <w:b w:val="0"/>
-                <w:i w:val="0"/>
-                <w:sz w:val="22"/>
-              </w:rPr>
             </w:r>
           </w:p>
         </w:tc>
@@ -2534,7 +2369,7 @@
         </w:tc>
         <w:tc>
           <w:tcPr>
-            <w:tcW w:type="dxa" w:w="4536"/>
+            <w:tcW w:type="dxa" w:w="8788"/>
           </w:tcPr>
           <w:p>
             <w:pPr>
@@ -2548,24 +2383,6 @@
                 <w:sz w:val="22"/>
               </w:rPr>
               <w:t>Podstawowe obiekty Kubernetes: Pod, ReplicaSet, Deployment. Manifesty YAML. Kubectl: get, describe, apply, delete, logs, exec. Namespaces.</w:t>
-            </w:r>
-          </w:p>
-        </w:tc>
-        <w:tc>
-          <w:tcPr>
-            <w:tcW w:type="dxa" w:w="4252"/>
-          </w:tcPr>
-          <w:p>
-            <w:pPr>
-              <w:spacing w:before="20" w:after="20"/>
-            </w:pPr>
-            <w:r>
-              <w:rPr>
-                <w:rFonts w:ascii="Aptos" w:hAnsi="Aptos"/>
-                <w:b w:val="0"/>
-                <w:i w:val="0"/>
-                <w:sz w:val="22"/>
-              </w:rPr>
             </w:r>
           </w:p>
         </w:tc>
@@ -2592,7 +2409,7 @@
         </w:tc>
         <w:tc>
           <w:tcPr>
-            <w:tcW w:type="dxa" w:w="4536"/>
+            <w:tcW w:type="dxa" w:w="8788"/>
           </w:tcPr>
           <w:p>
             <w:pPr>
@@ -2606,24 +2423,6 @@
                 <w:sz w:val="22"/>
               </w:rPr>
               <w:t>Serwisy Kubernetes: ClusterIP, NodePort, LoadBalancer, ExternalName. Ingress i Ingress Controller (NGINX). Eksponowanie aplikacji na zewnątrz klastra.</w:t>
-            </w:r>
-          </w:p>
-        </w:tc>
-        <w:tc>
-          <w:tcPr>
-            <w:tcW w:type="dxa" w:w="4252"/>
-          </w:tcPr>
-          <w:p>
-            <w:pPr>
-              <w:spacing w:before="20" w:after="20"/>
-            </w:pPr>
-            <w:r>
-              <w:rPr>
-                <w:rFonts w:ascii="Aptos" w:hAnsi="Aptos"/>
-                <w:b w:val="0"/>
-                <w:i w:val="0"/>
-                <w:sz w:val="22"/>
-              </w:rPr>
             </w:r>
           </w:p>
         </w:tc>
@@ -2650,7 +2449,7 @@
         </w:tc>
         <w:tc>
           <w:tcPr>
-            <w:tcW w:type="dxa" w:w="4536"/>
+            <w:tcW w:type="dxa" w:w="8788"/>
           </w:tcPr>
           <w:p>
             <w:pPr>
@@ -2664,24 +2463,6 @@
                 <w:sz w:val="22"/>
               </w:rPr>
               <w:t>Konfiguracja i sekrety w Kubernetes: ConfigMap, Secret (Opaque, TLS, docker-registry). Przekazywanie konfiguracji do podów przez zmienne środowiskowe i woluminy.</w:t>
-            </w:r>
-          </w:p>
-        </w:tc>
-        <w:tc>
-          <w:tcPr>
-            <w:tcW w:type="dxa" w:w="4252"/>
-          </w:tcPr>
-          <w:p>
-            <w:pPr>
-              <w:spacing w:before="20" w:after="20"/>
-            </w:pPr>
-            <w:r>
-              <w:rPr>
-                <w:rFonts w:ascii="Aptos" w:hAnsi="Aptos"/>
-                <w:b w:val="0"/>
-                <w:i w:val="0"/>
-                <w:sz w:val="22"/>
-              </w:rPr>
             </w:r>
           </w:p>
         </w:tc>
@@ -2708,7 +2489,7 @@
         </w:tc>
         <w:tc>
           <w:tcPr>
-            <w:tcW w:type="dxa" w:w="4536"/>
+            <w:tcW w:type="dxa" w:w="8788"/>
           </w:tcPr>
           <w:p>
             <w:pPr>
@@ -2722,24 +2503,6 @@
                 <w:sz w:val="22"/>
               </w:rPr>
               <w:t>Persystencja w Kubernetes: PersistentVolume (PV), PersistentVolumeClaim (PVC), StorageClass. StatefulSet vs. Deployment dla aplikacji stanowych.</w:t>
-            </w:r>
-          </w:p>
-        </w:tc>
-        <w:tc>
-          <w:tcPr>
-            <w:tcW w:type="dxa" w:w="4252"/>
-          </w:tcPr>
-          <w:p>
-            <w:pPr>
-              <w:spacing w:before="20" w:after="20"/>
-            </w:pPr>
-            <w:r>
-              <w:rPr>
-                <w:rFonts w:ascii="Aptos" w:hAnsi="Aptos"/>
-                <w:b w:val="0"/>
-                <w:i w:val="0"/>
-                <w:sz w:val="22"/>
-              </w:rPr>
             </w:r>
           </w:p>
         </w:tc>
@@ -2766,7 +2529,7 @@
         </w:tc>
         <w:tc>
           <w:tcPr>
-            <w:tcW w:type="dxa" w:w="4536"/>
+            <w:tcW w:type="dxa" w:w="8788"/>
           </w:tcPr>
           <w:p>
             <w:pPr>
@@ -2780,24 +2543,6 @@
                 <w:sz w:val="22"/>
               </w:rPr>
               <w:t>Skalowanie i aktualizacje: Horizontal Pod Autoscaler (HPA), resource requests i limits, rolling update, rollback, PodDisruptionBudget. Podstawy Vertical Pod Autoscaler.</w:t>
-            </w:r>
-          </w:p>
-        </w:tc>
-        <w:tc>
-          <w:tcPr>
-            <w:tcW w:type="dxa" w:w="4252"/>
-          </w:tcPr>
-          <w:p>
-            <w:pPr>
-              <w:spacing w:before="20" w:after="20"/>
-            </w:pPr>
-            <w:r>
-              <w:rPr>
-                <w:rFonts w:ascii="Aptos" w:hAnsi="Aptos"/>
-                <w:b w:val="0"/>
-                <w:i w:val="0"/>
-                <w:sz w:val="22"/>
-              </w:rPr>
             </w:r>
           </w:p>
         </w:tc>
@@ -2824,7 +2569,7 @@
         </w:tc>
         <w:tc>
           <w:tcPr>
-            <w:tcW w:type="dxa" w:w="4536"/>
+            <w:tcW w:type="dxa" w:w="8788"/>
           </w:tcPr>
           <w:p>
             <w:pPr>
@@ -2838,24 +2583,6 @@
                 <w:sz w:val="22"/>
               </w:rPr>
               <w:t>Bezpieczeństwo kontenerów i klastra: zasada najmniejszych uprawnień, SecurityContext, NetworkPolicy, RBAC (Role, ClusterRole, RoleBinding), zarządzanie sekretami z Vault.</w:t>
-            </w:r>
-          </w:p>
-        </w:tc>
-        <w:tc>
-          <w:tcPr>
-            <w:tcW w:type="dxa" w:w="4252"/>
-          </w:tcPr>
-          <w:p>
-            <w:pPr>
-              <w:spacing w:before="20" w:after="20"/>
-            </w:pPr>
-            <w:r>
-              <w:rPr>
-                <w:rFonts w:ascii="Aptos" w:hAnsi="Aptos"/>
-                <w:b w:val="0"/>
-                <w:i w:val="0"/>
-                <w:sz w:val="22"/>
-              </w:rPr>
             </w:r>
           </w:p>
         </w:tc>
@@ -2882,7 +2609,7 @@
         </w:tc>
         <w:tc>
           <w:tcPr>
-            <w:tcW w:type="dxa" w:w="4536"/>
+            <w:tcW w:type="dxa" w:w="8788"/>
           </w:tcPr>
           <w:p>
             <w:pPr>
@@ -2896,24 +2623,6 @@
                 <w:sz w:val="22"/>
               </w:rPr>
               <w:t>CI/CD w ekosystemie kontenerowym: budowanie i publikowanie obrazów w GitHub Actions / GitLab CI. Strategie wdrożeń: rolling, blue-green, canary. Helm – pakietowanie i wdrażanie aplikacji. Przegląd usług zarządzanych: AWS ECS/EKS, GCP GKE, Azure AKS.</w:t>
-            </w:r>
-          </w:p>
-        </w:tc>
-        <w:tc>
-          <w:tcPr>
-            <w:tcW w:type="dxa" w:w="4252"/>
-          </w:tcPr>
-          <w:p>
-            <w:pPr>
-              <w:spacing w:before="20" w:after="20"/>
-            </w:pPr>
-            <w:r>
-              <w:rPr>
-                <w:rFonts w:ascii="Aptos" w:hAnsi="Aptos"/>
-                <w:b w:val="0"/>
-                <w:i w:val="0"/>
-                <w:sz w:val="22"/>
-              </w:rPr>
             </w:r>
           </w:p>
         </w:tc>

--- a/public/assets/files/stacjonarne/KSI.docx
+++ b/public/assets/files/stacjonarne/KSI.docx
@@ -315,7 +315,7 @@
                 <w:i w:val="0"/>
                 <w:sz w:val="22"/>
               </w:rPr>
-              <w:t>5</w:t>
+              <w:t>4</w:t>
             </w:r>
           </w:p>
         </w:tc>
@@ -1093,7 +1093,7 @@
                 <w:i w:val="0"/>
                 <w:sz w:val="22"/>
               </w:rPr>
-              <w:t>65</w:t>
+              <w:t>40</w:t>
             </w:r>
           </w:p>
         </w:tc>
@@ -1113,7 +1113,7 @@
                 <w:i w:val="0"/>
                 <w:sz w:val="22"/>
               </w:rPr>
-              <w:t>2.6</w:t>
+              <w:t>1.6</w:t>
             </w:r>
           </w:p>
         </w:tc>
@@ -1445,7 +1445,7 @@
                 <w:rFonts w:ascii="Aptos" w:hAnsi="Aptos"/>
                 <w:sz w:val="22"/>
               </w:rPr>
-              <w:t>☑ Nieoceniany</w:t>
+              <w:t>☐ Nieoceniany</w:t>
             </w:r>
           </w:p>
           <w:p>
@@ -1481,7 +1481,7 @@
                 <w:rFonts w:ascii="Aptos" w:hAnsi="Aptos"/>
                 <w:sz w:val="22"/>
               </w:rPr>
-              <w:t>☐ Egzamin</w:t>
+              <w:t>☑ Egzamin</w:t>
             </w:r>
           </w:p>
         </w:tc>

--- a/public/assets/files/stacjonarne/KSI.docx
+++ b/public/assets/files/stacjonarne/KSI.docx
@@ -315,7 +315,7 @@
                 <w:i w:val="0"/>
                 <w:sz w:val="22"/>
               </w:rPr>
-              <w:t>4</w:t>
+              <w:t>5</w:t>
             </w:r>
           </w:p>
         </w:tc>
@@ -1093,7 +1093,7 @@
                 <w:i w:val="0"/>
                 <w:sz w:val="22"/>
               </w:rPr>
-              <w:t>40</w:t>
+              <w:t>65</w:t>
             </w:r>
           </w:p>
         </w:tc>
@@ -1113,7 +1113,7 @@
                 <w:i w:val="0"/>
                 <w:sz w:val="22"/>
               </w:rPr>
-              <w:t>1.6</w:t>
+              <w:t>2.6</w:t>
             </w:r>
           </w:p>
         </w:tc>
